--- a/RA3 - Seguretat activa/AA4 - Recuperacio de dades/A3.4_Practica_Recuperacio_dades.docx
+++ b/RA3 - Seguretat activa/AA4 - Recuperacio de dades/A3.4_Practica_Recuperacio_dades.docx
@@ -508,6 +508,111 @@
                 <w:rtl w:val="0"/>
               </w:rPr>
               <w:t xml:space="preserve">La part pràctica reprodueix un escenari real de carving de fitxers: un disc que ha perdut la seva taula de particions i sistema de fitxers, del qual encara es poden recuperar fitxers gràcies als seus "magic numbers".</w:t>
+            </w:r>
+          </w:p>
+          <w:p>
+            <w:pPr>
+              <w:widowControl w:val="1"/>
+              <w:spacing w:line="240" w:lineRule="auto" w:after="100" w:before="100"/>
+              <w:rPr>
+                <w:color w:val="1155cc"/>
+                <w:sz w:val="20"/>
+                <w:szCs w:val="20"/>
+              </w:rPr>
+            </w:pPr>
+            <w:r>
+              <w:rPr>
+                <w:b/>
+                <w:sz w:val="20"/>
+                <w:szCs w:val="20"/>
+                <w:rtl w:val="0"/>
+              </w:rPr>
+              <w:t xml:space="preserve">Identificació de les captures. </w:t>
+            </w:r>
+            <w:r>
+              <w:rPr>
+                <w:sz w:val="20"/>
+                <w:szCs w:val="20"/>
+                <w:rtl w:val="0"/>
+              </w:rPr>
+              <w:t xml:space="preserve">Abans de començar qualsevol pas amb el terminal d'Ubuntu, canvia el nom de l'equip pel teu nom i cognom, perquè quedi clar que les captures les has fet tu:</w:t>
+            </w:r>
+          </w:p>
+          <w:p>
+            <w:pPr>
+              <w:widowControl w:val="1"/>
+              <w:spacing w:line="240" w:lineRule="auto" w:after="100" w:before="100"/>
+              <w:ind w:left="340" w:hanging="340"/>
+              <w:rPr>
+                <w:color w:val="1155cc"/>
+                <w:sz w:val="20"/>
+                <w:szCs w:val="20"/>
+              </w:rPr>
+            </w:pPr>
+            <w:r>
+              <w:rPr>
+                <w:b/>
+                <w:sz w:val="20"/>
+                <w:szCs w:val="20"/>
+                <w:rtl w:val="0"/>
+              </w:rPr>
+              <w:t xml:space="preserve">1) </w:t>
+            </w:r>
+            <w:r>
+              <w:rPr>
+                <w:sz w:val="20"/>
+                <w:szCs w:val="20"/>
+                <w:rtl w:val="0"/>
+              </w:rPr>
+              <w:t xml:space="preserve">Executa sudo hostname nom-cognom, amb el teu nom i primer cognom en minúscules, sense accents ni espais (p. ex. sudo hostname joan-sanchez).</w:t>
+            </w:r>
+          </w:p>
+          <w:p>
+            <w:pPr>
+              <w:widowControl w:val="1"/>
+              <w:spacing w:line="240" w:lineRule="auto" w:after="100" w:before="100"/>
+              <w:ind w:left="340" w:hanging="340"/>
+              <w:rPr>
+                <w:color w:val="1155cc"/>
+                <w:sz w:val="20"/>
+                <w:szCs w:val="20"/>
+              </w:rPr>
+            </w:pPr>
+            <w:r>
+              <w:rPr>
+                <w:b/>
+                <w:sz w:val="20"/>
+                <w:szCs w:val="20"/>
+                <w:rtl w:val="0"/>
+              </w:rPr>
+              <w:t xml:space="preserve">2) </w:t>
+            </w:r>
+            <w:r>
+              <w:rPr>
+                <w:sz w:val="20"/>
+                <w:szCs w:val="20"/>
+                <w:rtl w:val="0"/>
+              </w:rPr>
+              <w:t xml:space="preserve">Tanca el terminal i obre'n un de nou: l'indicador i la barra superior de la finestra mostraran el nom nou (p. ex. usuario@joan-sanchez).</w:t>
+            </w:r>
+          </w:p>
+          <w:p>
+            <w:pPr>
+              <w:widowControl w:val="1"/>
+              <w:spacing w:line="240" w:lineRule="auto" w:after="100" w:before="100"/>
+              <w:rPr>
+                <w:color w:val="1155cc"/>
+                <w:sz w:val="20"/>
+                <w:szCs w:val="20"/>
+              </w:rPr>
+            </w:pPr>
+            <w:r>
+              <w:rPr>
+                <w:sz w:val="20"/>
+                <w:szCs w:val="20"/>
+                <w:rtl w:val="0"/>
+              </w:rPr>
+              <w:t xml:space="preserve">El canvi és temporal: si la màquina virtual es tanca, es reinicia o s'apaga, es perd, i a la sessió següent cal tornar a executar sudo hostname nom-cognom. Totes les captures de terminal que lliuris han de mostrar aquest nom; les que no el mostrin no es consideraran vàlides.</w:t>
             </w:r>
           </w:p>
         </w:tc>
